--- a/docs/graduation/开题/1120220611_胡嘉晨_开题报告-2.docx
+++ b/docs/graduation/开题/1120220611_胡嘉晨_开题报告-2.docx
@@ -2871,7 +2871,7 @@
               <w:spacing w:before="240" w:after="240" w:line="435" w:lineRule="atLeast"/>
               <w:jc w:val="left"/>
               <w:rPr>
-                <w:rFonts w:ascii="宋体" w:hAnsi="宋体" w:cs="宋体"/>
+                <w:rFonts w:ascii="宋体" w:hAnsi="宋体" w:cs="宋体" w:hint="eastAsia"/>
                 <w:sz w:val="24"/>
               </w:rPr>
             </w:pPr>
@@ -4482,10 +4482,9 @@
               <w:widowControl/>
               <w:numPr>
                 <w:ilvl w:val="0"/>
-                <w:numId w:val="11"/>
+                <w:numId w:val="13"/>
               </w:numPr>
-              <w:spacing w:before="240" w:after="240"/>
-              <w:ind w:hanging="280"/>
+              <w:spacing w:before="240" w:after="240" w:line="435" w:lineRule="atLeast"/>
               <w:jc w:val="left"/>
               <w:rPr>
                 <w:rFonts w:ascii="宋体" w:hAnsi="宋体" w:cs="宋体" w:hint="eastAsia"/>
@@ -4494,29 +4493,15 @@
             </w:pPr>
             <w:r>
               <w:rPr>
-                <w:rFonts w:ascii="宋体" w:hAnsi="宋体" w:cs="宋体"/>
-                <w:sz w:val="24"/>
-              </w:rPr>
-              <w:t>可运行的操作系统内核：一套完成x86</w:t>
-            </w:r>
-            <w:r>
-              <w:rPr>
-                <w:rFonts w:ascii="宋体" w:hAnsi="宋体" w:cs="宋体" w:hint="eastAsia"/>
-                <w:sz w:val="24"/>
-              </w:rPr>
-              <w:t>_</w:t>
-            </w:r>
-            <w:r>
-              <w:rPr>
-                <w:rFonts w:ascii="宋体" w:hAnsi="宋体" w:cs="宋体"/>
-                <w:sz w:val="24"/>
-              </w:rPr>
-              <w:t>64移植并集成</w:t>
+                <w:rFonts w:ascii="宋体" w:hAnsi="宋体" w:cs="宋体" w:hint="eastAsia"/>
+                <w:sz w:val="24"/>
+              </w:rPr>
+              <w:t>可运行的操作系统内核：一套完成x86_64移植并集成</w:t>
             </w:r>
             <w:proofErr w:type="spellStart"/>
             <w:r>
               <w:rPr>
-                <w:rFonts w:ascii="宋体" w:hAnsi="宋体" w:cs="宋体"/>
+                <w:rFonts w:ascii="宋体" w:hAnsi="宋体" w:cs="宋体" w:hint="eastAsia"/>
                 <w:sz w:val="24"/>
               </w:rPr>
               <w:t>vDSO</w:t>
@@ -4524,7 +4509,7 @@
             <w:proofErr w:type="spellEnd"/>
             <w:r>
               <w:rPr>
-                <w:rFonts w:ascii="宋体" w:hAnsi="宋体" w:cs="宋体"/>
+                <w:rFonts w:ascii="宋体" w:hAnsi="宋体" w:cs="宋体" w:hint="eastAsia"/>
                 <w:sz w:val="24"/>
               </w:rPr>
               <w:t>机制的Alien内核源代码，可在QEMU模拟器中正常运行并支持域加载与用户态测试。</w:t>
@@ -4535,13 +4520,9 @@
               <w:widowControl/>
               <w:numPr>
                 <w:ilvl w:val="0"/>
-                <w:numId w:val="11"/>
+                <w:numId w:val="13"/>
               </w:numPr>
-              <w:tabs>
-                <w:tab w:val="num" w:pos="720"/>
-              </w:tabs>
-              <w:spacing w:before="240" w:after="240"/>
-              <w:ind w:hanging="280"/>
+              <w:spacing w:before="240" w:after="240" w:line="435" w:lineRule="atLeast"/>
               <w:jc w:val="left"/>
               <w:rPr>
                 <w:rFonts w:ascii="宋体" w:hAnsi="宋体" w:cs="宋体" w:hint="eastAsia"/>
@@ -4550,38 +4531,10 @@
             </w:pPr>
             <w:r>
               <w:rPr>
-                <w:rFonts w:ascii="宋体" w:hAnsi="宋体" w:cs="宋体"/>
-                <w:sz w:val="24"/>
-              </w:rPr>
-              <w:t>毕业设计论文：完整阐述研究工作的论文</w:t>
-            </w:r>
-            <w:r>
-              <w:rPr>
-                <w:rFonts w:ascii="宋体" w:hAnsi="宋体" w:cs="宋体" w:hint="eastAsia"/>
-                <w:sz w:val="24"/>
-              </w:rPr>
-              <w:t>，</w:t>
-            </w:r>
-            <w:r>
-              <w:rPr>
-                <w:rFonts w:ascii="宋体" w:hAnsi="宋体" w:cs="宋体" w:hint="eastAsia"/>
-                <w:sz w:val="24"/>
-              </w:rPr>
-              <w:t>核心内容</w:t>
-            </w:r>
-            <w:r>
-              <w:rPr>
-                <w:rFonts w:ascii="宋体" w:hAnsi="宋体" w:cs="宋体" w:hint="eastAsia"/>
-                <w:sz w:val="24"/>
-              </w:rPr>
-              <w:t>包含</w:t>
-            </w:r>
-            <w:r>
-              <w:rPr>
-                <w:rFonts w:ascii="宋体" w:hAnsi="宋体" w:cs="宋体" w:hint="eastAsia"/>
-                <w:sz w:val="24"/>
-              </w:rPr>
-              <w:t>移植到x86_64和引入</w:t>
+                <w:rFonts w:ascii="宋体" w:hAnsi="宋体" w:cs="宋体" w:hint="eastAsia"/>
+                <w:sz w:val="24"/>
+              </w:rPr>
+              <w:t>毕业设计论文：完整阐述研究工作的论文，核心内容包含移植到x86_64和引入</w:t>
             </w:r>
             <w:proofErr w:type="spellStart"/>
             <w:r>
@@ -5109,6 +5062,7 @@
                 <w:sz w:val="28"/>
                 <w:szCs w:val="32"/>
               </w:rPr>
+              <w:lastRenderedPageBreak/>
               <w:t>成绩</w:t>
             </w:r>
             <w:r>
@@ -5169,7 +5123,6 @@
                 <w:sz w:val="28"/>
                 <w:szCs w:val="32"/>
               </w:rPr>
-              <w:lastRenderedPageBreak/>
               <w:t>八、开题审核负责人意见</w:t>
             </w:r>
           </w:p>
@@ -7155,6 +7108,116 @@
     </w:lvl>
   </w:abstractNum>
   <w:abstractNum w:abstractNumId="11" w15:restartNumberingAfterBreak="0">
+    <w:nsid w:val="21DE6BAA"/>
+    <w:multiLevelType w:val="multilevel"/>
+    <w:tmpl w:val="0000000A"/>
+    <w:lvl w:ilvl="0">
+      <w:start w:val="1"/>
+      <w:numFmt w:val="decimal"/>
+      <w:lvlText w:val="%1."/>
+      <w:lvlJc w:val="left"/>
+      <w:pPr>
+        <w:ind w:left="720" w:hanging="360"/>
+      </w:pPr>
+    </w:lvl>
+    <w:lvl w:ilvl="1">
+      <w:start w:val="1"/>
+      <w:numFmt w:val="lowerLetter"/>
+      <w:lvlText w:val="%2."/>
+      <w:lvlJc w:val="left"/>
+      <w:pPr>
+        <w:tabs>
+          <w:tab w:val="num" w:pos="1440"/>
+        </w:tabs>
+        <w:ind w:left="1440" w:hanging="360"/>
+      </w:pPr>
+    </w:lvl>
+    <w:lvl w:ilvl="2">
+      <w:start w:val="1"/>
+      <w:numFmt w:val="lowerRoman"/>
+      <w:lvlText w:val="%3."/>
+      <w:lvlJc w:val="right"/>
+      <w:pPr>
+        <w:tabs>
+          <w:tab w:val="num" w:pos="2160"/>
+        </w:tabs>
+        <w:ind w:left="2160" w:hanging="180"/>
+      </w:pPr>
+    </w:lvl>
+    <w:lvl w:ilvl="3">
+      <w:start w:val="1"/>
+      <w:numFmt w:val="decimal"/>
+      <w:lvlText w:val="%4."/>
+      <w:lvlJc w:val="left"/>
+      <w:pPr>
+        <w:tabs>
+          <w:tab w:val="num" w:pos="2880"/>
+        </w:tabs>
+        <w:ind w:left="2880" w:hanging="360"/>
+      </w:pPr>
+    </w:lvl>
+    <w:lvl w:ilvl="4">
+      <w:start w:val="1"/>
+      <w:numFmt w:val="lowerLetter"/>
+      <w:lvlText w:val="%5."/>
+      <w:lvlJc w:val="left"/>
+      <w:pPr>
+        <w:tabs>
+          <w:tab w:val="num" w:pos="3600"/>
+        </w:tabs>
+        <w:ind w:left="3600" w:hanging="360"/>
+      </w:pPr>
+    </w:lvl>
+    <w:lvl w:ilvl="5">
+      <w:start w:val="1"/>
+      <w:numFmt w:val="lowerRoman"/>
+      <w:lvlText w:val="%6."/>
+      <w:lvlJc w:val="right"/>
+      <w:pPr>
+        <w:tabs>
+          <w:tab w:val="num" w:pos="4320"/>
+        </w:tabs>
+        <w:ind w:left="4320" w:hanging="180"/>
+      </w:pPr>
+    </w:lvl>
+    <w:lvl w:ilvl="6">
+      <w:start w:val="1"/>
+      <w:numFmt w:val="decimal"/>
+      <w:lvlText w:val="%7."/>
+      <w:lvlJc w:val="left"/>
+      <w:pPr>
+        <w:tabs>
+          <w:tab w:val="num" w:pos="5040"/>
+        </w:tabs>
+        <w:ind w:left="5040" w:hanging="360"/>
+      </w:pPr>
+    </w:lvl>
+    <w:lvl w:ilvl="7">
+      <w:start w:val="1"/>
+      <w:numFmt w:val="lowerLetter"/>
+      <w:lvlText w:val="%8."/>
+      <w:lvlJc w:val="left"/>
+      <w:pPr>
+        <w:tabs>
+          <w:tab w:val="num" w:pos="5760"/>
+        </w:tabs>
+        <w:ind w:left="5760" w:hanging="360"/>
+      </w:pPr>
+    </w:lvl>
+    <w:lvl w:ilvl="8">
+      <w:start w:val="1"/>
+      <w:numFmt w:val="lowerRoman"/>
+      <w:lvlText w:val="%9."/>
+      <w:lvlJc w:val="right"/>
+      <w:pPr>
+        <w:tabs>
+          <w:tab w:val="num" w:pos="6480"/>
+        </w:tabs>
+        <w:ind w:left="6480" w:hanging="180"/>
+      </w:pPr>
+    </w:lvl>
+  </w:abstractNum>
+  <w:abstractNum w:abstractNumId="12" w15:restartNumberingAfterBreak="0">
     <w:nsid w:val="6B741375"/>
     <w:multiLevelType w:val="multilevel"/>
     <w:tmpl w:val="32C410F2"/>
@@ -7301,6 +7364,9 @@
     <w:abstractNumId w:val="10"/>
   </w:num>
   <w:num w:numId="12" w16cid:durableId="1198813175">
+    <w:abstractNumId w:val="12"/>
+  </w:num>
+  <w:num w:numId="13" w16cid:durableId="567572991">
     <w:abstractNumId w:val="11"/>
   </w:num>
 </w:numbering>
